--- a/policies/build/preview_hco/HCO.COP.6_v2_preview.docx
+++ b/policies/build/preview_hco/HCO.COP.6_v2_preview.docx
@@ -761,7 +761,7 @@
           <w:sz w:val="22"/>
           <w:szCs w:val="22"/>
         </w:rPr>
-        <w:t xml:space="preserve">Boundaries: do not copy SHCO COP wording. Do not overwrite AAC policies. Spell out abbreviations on first use in training materials.</w:t>
+        <w:t xml:space="preserve">Boundaries: do not overwrite HCO AAC policies. Spell out abbreviations on first use in training materials.</w:t>
       </w:r>
     </w:p>
     <w:p>
@@ -938,7 +938,7 @@
         <w:spacing w:after="100" w:before="220"/>
       </w:pPr>
       <w:r>
-        <w:t xml:space="preserve">5.2 Assignment of patient care is done as per good clinical / nursing pra..</w:t>
+        <w:t xml:space="preserve">5.2 Assignment of patient care is done as per good clinical / nursing..</w:t>
       </w:r>
     </w:p>
     <w:p>
@@ -971,7 +971,7 @@
         <w:spacing w:after="100" w:before="220"/>
       </w:pPr>
       <w:r>
-        <w:t xml:space="preserve">5.3 The organisation implements acuity-based staffing to improve patient ..</w:t>
+        <w:t xml:space="preserve">5.3 The organisation implements acuity-based staffing to improve patient..</w:t>
       </w:r>
     </w:p>
     <w:p>
@@ -1004,7 +1004,7 @@
         <w:spacing w:after="100" w:before="220"/>
       </w:pPr>
       <w:r>
-        <w:t xml:space="preserve">5.4 Nursing care is aligned and integrated with overall patient care whic..</w:t>
+        <w:t xml:space="preserve">5.4 Nursing care is aligned and integrated with overall patient care which..</w:t>
       </w:r>
     </w:p>
     <w:p>
@@ -1037,7 +1037,7 @@
         <w:spacing w:after="100" w:before="220"/>
       </w:pPr>
       <w:r>
-        <w:t xml:space="preserve">5.5 Nurses are provided with the appropriate and adequate equipment for p..</w:t>
+        <w:t xml:space="preserve">5.5 Nurses are provided with the appropriate and adequate equipment for..</w:t>
       </w:r>
     </w:p>
     <w:p>
@@ -1070,7 +1070,7 @@
         <w:spacing w:after="100" w:before="220"/>
       </w:pPr>
       <w:r>
-        <w:t xml:space="preserve">5.6 Nurses are empowered to make patient care decisions within their scop..</w:t>
+        <w:t xml:space="preserve">5.6 Nurses are empowered to make patient care decisions within their scope..</w:t>
       </w:r>
     </w:p>
     <w:p>
@@ -1104,6 +1104,20 @@
       </w:pPr>
       <w:r>
         <w:t xml:space="preserve">6. Governance and responsibility</w:t>
+      </w:r>
+    </w:p>
+    <w:p>
+      <w:pPr>
+        <w:spacing w:after="20" w:before="100"/>
+      </w:pPr>
+      <w:r>
+        <w:rPr>
+          <w:b/>
+          <w:bCs/>
+          <w:sz w:val="22"/>
+          <w:szCs w:val="22"/>
+        </w:rPr>
+        <w:t xml:space="preserve">Medical Superintendent</w:t>
       </w:r>
     </w:p>
     <w:p>
@@ -1120,7 +1134,21 @@
           <w:sz w:val="22"/>
           <w:szCs w:val="22"/>
         </w:rPr>
-        <w:t xml:space="preserve">Medical Superintendent</w:t>
+        <w:t xml:space="preserve">Accountable that COP.6 is resourced and followed.</w:t>
+      </w:r>
+    </w:p>
+    <w:p>
+      <w:pPr>
+        <w:spacing w:after="20" w:before="100"/>
+      </w:pPr>
+      <w:r>
+        <w:rPr>
+          <w:b/>
+          <w:bCs/>
+          <w:sz w:val="22"/>
+          <w:szCs w:val="22"/>
+        </w:rPr>
+        <w:t xml:space="preserve">Nursing Superintendent</w:t>
       </w:r>
     </w:p>
     <w:p>
@@ -1137,7 +1165,21 @@
           <w:sz w:val="22"/>
           <w:szCs w:val="22"/>
         </w:rPr>
-        <w:t xml:space="preserve">Accountable that COP.6 is resourced and followed.</w:t>
+        <w:t xml:space="preserve">Owns day-to-day implementation and records for this standard.</w:t>
+      </w:r>
+    </w:p>
+    <w:p>
+      <w:pPr>
+        <w:spacing w:after="20" w:before="100"/>
+      </w:pPr>
+      <w:r>
+        <w:rPr>
+          <w:b/>
+          <w:bCs/>
+          <w:sz w:val="22"/>
+          <w:szCs w:val="22"/>
+        </w:rPr>
+        <w:t xml:space="preserve">Treating doctors / nurses / technicians (as applicable)</w:t>
       </w:r>
     </w:p>
     <w:p>
@@ -1154,7 +1196,21 @@
           <w:sz w:val="22"/>
           <w:szCs w:val="22"/>
         </w:rPr>
-        <w:t xml:space="preserve">Nursing Superintendent</w:t>
+        <w:t xml:space="preserve">Deliver care as written; escalate stop-work triggers without delay.</w:t>
+      </w:r>
+    </w:p>
+    <w:p>
+      <w:pPr>
+        <w:spacing w:after="20" w:before="100"/>
+      </w:pPr>
+      <w:r>
+        <w:rPr>
+          <w:b/>
+          <w:bCs/>
+          <w:sz w:val="22"/>
+          <w:szCs w:val="22"/>
+        </w:rPr>
+        <w:t xml:space="preserve">Quality Coordinator</w:t>
       </w:r>
     </w:p>
     <w:p>
@@ -1171,7 +1227,28 @@
           <w:sz w:val="22"/>
           <w:szCs w:val="22"/>
         </w:rPr>
-        <w:t xml:space="preserve">Owns day-to-day implementation and records for this standard.</w:t>
+        <w:t xml:space="preserve">Audits this policy «quarterly»; holds training acknowledgements.</w:t>
+      </w:r>
+    </w:p>
+    <w:p>
+      <w:pPr>
+        <w:pStyle w:val="Heading1"/>
+        <w:spacing w:after="120" w:before="280"/>
+      </w:pPr>
+      <w:r>
+        <w:t xml:space="preserve">7. Quality monitoring (RCA → CAPA)</w:t>
+      </w:r>
+    </w:p>
+    <w:p>
+      <w:pPr>
+        <w:spacing w:after="140"/>
+      </w:pPr>
+      <w:r>
+        <w:rPr>
+          <w:sz w:val="22"/>
+          <w:szCs w:val="22"/>
+        </w:rPr>
+        <w:t xml:space="preserve">The Quality Coordinator audits this policy «quarterly». The audit reviews:</w:t>
       </w:r>
     </w:p>
     <w:p>
@@ -1188,7 +1265,7 @@
           <w:sz w:val="22"/>
           <w:szCs w:val="22"/>
         </w:rPr>
-        <w:t xml:space="preserve">Treating doctors / nurses / technicians (as applicable)</w:t>
+        <w:t xml:space="preserve">Records for a sample of this standard's objective elements, checked against the What-we-do steps.</w:t>
       </w:r>
     </w:p>
     <w:p>
@@ -1205,7 +1282,7 @@
           <w:sz w:val="22"/>
           <w:szCs w:val="22"/>
         </w:rPr>
-        <w:t xml:space="preserve">Deliver care as written; escalate stop-work triggers without delay.</w:t>
+        <w:t xml:space="preserve">Documentary evidence is on file for each asterisked objective element in the sample.</w:t>
       </w:r>
     </w:p>
     <w:p>
@@ -1222,33 +1299,7 @@
           <w:sz w:val="22"/>
           <w:szCs w:val="22"/>
         </w:rPr>
-        <w:t xml:space="preserve">Quality Coordinator</w:t>
-      </w:r>
-    </w:p>
-    <w:p>
-      <w:pPr>
-        <w:pStyle w:val="ListParagraph"/>
-        <w:numPr>
-          <w:ilvl w:val="0"/>
-          <w:numId w:val="1"/>
-        </w:numPr>
-        <w:spacing w:after="60"/>
-      </w:pPr>
-      <w:r>
-        <w:rPr>
-          <w:sz w:val="22"/>
-          <w:szCs w:val="22"/>
-        </w:rPr>
-        <w:t xml:space="preserve">Audits this policy «quarterly»; holds training acknowledgements.</w:t>
-      </w:r>
-    </w:p>
-    <w:p>
-      <w:pPr>
-        <w:pStyle w:val="Heading1"/>
-        <w:spacing w:after="120" w:before="280"/>
-      </w:pPr>
-      <w:r>
-        <w:t xml:space="preserve">7. Quality monitoring (RCA → CAPA)</w:t>
+        <w:t xml:space="preserve">Stop-work events (if any) are logged with outcome.</w:t>
       </w:r>
     </w:p>
     <w:p>
@@ -1260,87 +1311,7 @@
           <w:sz w:val="22"/>
           <w:szCs w:val="22"/>
         </w:rPr>
-        <w:t xml:space="preserve">The Quality Coordinator audits this policy «quarterly».</w:t>
-      </w:r>
-    </w:p>
-    <w:p>
-      <w:pPr>
-        <w:spacing w:after="140"/>
-      </w:pPr>
-      <w:r>
-        <w:rPr>
-          <w:sz w:val="22"/>
-          <w:szCs w:val="22"/>
-        </w:rPr>
-        <w:t xml:space="preserve">What is monitored each quarter:</w:t>
-      </w:r>
-    </w:p>
-    <w:p>
-      <w:pPr>
-        <w:pStyle w:val="ListParagraph"/>
-        <w:numPr>
-          <w:ilvl w:val="0"/>
-          <w:numId w:val="1"/>
-        </w:numPr>
-        <w:spacing w:after="60"/>
-      </w:pPr>
-      <w:r>
-        <w:rPr>
-          <w:sz w:val="22"/>
-          <w:szCs w:val="22"/>
-        </w:rPr>
-        <w:t xml:space="preserve">Sample of records for each OE COP.6.a–f.</w:t>
-      </w:r>
-    </w:p>
-    <w:p>
-      <w:pPr>
-        <w:pStyle w:val="ListParagraph"/>
-        <w:numPr>
-          <w:ilvl w:val="0"/>
-          <w:numId w:val="1"/>
-        </w:numPr>
-        <w:spacing w:after="60"/>
-      </w:pPr>
-      <w:r>
-        <w:rPr>
-          <w:sz w:val="22"/>
-          <w:szCs w:val="22"/>
-        </w:rPr>
-        <w:t xml:space="preserve">Asterisked elements (ad) have document evidence as required.</w:t>
-      </w:r>
-    </w:p>
-    <w:p>
-      <w:pPr>
-        <w:pStyle w:val="ListParagraph"/>
-        <w:numPr>
-          <w:ilvl w:val="0"/>
-          <w:numId w:val="1"/>
-        </w:numPr>
-        <w:spacing w:after="60"/>
-      </w:pPr>
-      <w:r>
-        <w:rPr>
-          <w:sz w:val="22"/>
-          <w:szCs w:val="22"/>
-        </w:rPr>
-        <w:t xml:space="preserve">CORE elements (none) show no critical gaps in the sample.</w:t>
-      </w:r>
-    </w:p>
-    <w:p>
-      <w:pPr>
-        <w:pStyle w:val="ListParagraph"/>
-        <w:numPr>
-          <w:ilvl w:val="0"/>
-          <w:numId w:val="1"/>
-        </w:numPr>
-        <w:spacing w:after="60"/>
-      </w:pPr>
-      <w:r>
-        <w:rPr>
-          <w:sz w:val="22"/>
-          <w:szCs w:val="22"/>
-        </w:rPr>
-        <w:t xml:space="preserve">Stop-work events (if any) are logged with outcome.</w:t>
+        <w:t xml:space="preserve">Root-cause analysis is required when a gap found in this audit remains open beyond «90 days».</w:t>
       </w:r>
     </w:p>
     <w:p>
@@ -2988,7 +2959,7 @@
           <w:sz w:val="22"/>
           <w:szCs w:val="22"/>
         </w:rPr>
-        <w:t xml:space="preserve">Records showing COP.6.a was followed for sampled patients/cases.</w:t>
+        <w:t xml:space="preserve">Written nursing-care guidance or protocol.</w:t>
       </w:r>
     </w:p>
     <w:p>
@@ -3005,7 +2976,7 @@
           <w:sz w:val="22"/>
           <w:szCs w:val="22"/>
         </w:rPr>
-        <w:t xml:space="preserve">Written guidance / protocol referenced for this element (where required).</w:t>
+        <w:t xml:space="preserve">Nursing documentation record confirming the guidance was followed.</w:t>
       </w:r>
     </w:p>
     <w:p>
@@ -3022,7 +2993,16 @@
           <w:sz w:val="22"/>
           <w:szCs w:val="22"/>
         </w:rPr>
-        <w:t xml:space="preserve">Audit sample notes for COP.6.a reviewed «quarterly».</w:t>
+        <w:t xml:space="preserve">Staff training record on the guidance.</w:t>
+      </w:r>
+    </w:p>
+    <w:p>
+      <w:pPr>
+        <w:pStyle w:val="Heading2"/>
+        <w:spacing w:after="100" w:before="220"/>
+      </w:pPr>
+      <w:r>
+        <w:t xml:space="preserve">COP.6.b — Assignment of patient care is done as per good clinical / nursing practice.</w:t>
       </w:r>
     </w:p>
     <w:p>
@@ -3039,16 +3019,7 @@
           <w:sz w:val="22"/>
           <w:szCs w:val="22"/>
         </w:rPr>
-        <w:t xml:space="preserve">Documented evidence specifically required by the asterisked interpretation.</w:t>
-      </w:r>
-    </w:p>
-    <w:p>
-      <w:pPr>
-        <w:pStyle w:val="Heading2"/>
-        <w:spacing w:after="100" w:before="220"/>
-      </w:pPr>
-      <w:r>
-        <w:t xml:space="preserve">COP.6.b — Assignment of patient care is done as per good clinical / nursing practice.</w:t>
+        <w:t xml:space="preserve">Patient-care assignment record — nurse-to-patient ratio, competency match.</w:t>
       </w:r>
     </w:p>
     <w:p>
@@ -3065,7 +3036,7 @@
           <w:sz w:val="22"/>
           <w:szCs w:val="22"/>
         </w:rPr>
-        <w:t xml:space="preserve">Records showing COP.6.b was followed for sampled patients/cases.</w:t>
+        <w:t xml:space="preserve">Assignment-policy document.</w:t>
       </w:r>
     </w:p>
     <w:p>
@@ -3082,7 +3053,16 @@
           <w:sz w:val="22"/>
           <w:szCs w:val="22"/>
         </w:rPr>
-        <w:t xml:space="preserve">Written guidance / protocol referenced for this element (where required).</w:t>
+        <w:t xml:space="preserve">Shift-roster record.</w:t>
+      </w:r>
+    </w:p>
+    <w:p>
+      <w:pPr>
+        <w:pStyle w:val="Heading2"/>
+        <w:spacing w:after="100" w:before="220"/>
+      </w:pPr>
+      <w:r>
+        <w:t xml:space="preserve">COP.6.c — The organisation implements acuity-based staffing to improve patient outcomes.</w:t>
       </w:r>
     </w:p>
     <w:p>
@@ -3099,16 +3079,7 @@
           <w:sz w:val="22"/>
           <w:szCs w:val="22"/>
         </w:rPr>
-        <w:t xml:space="preserve">Audit sample notes for COP.6.b reviewed «quarterly».</w:t>
-      </w:r>
-    </w:p>
-    <w:p>
-      <w:pPr>
-        <w:pStyle w:val="Heading2"/>
-        <w:spacing w:after="100" w:before="220"/>
-      </w:pPr>
-      <w:r>
-        <w:t xml:space="preserve">COP.6.c — The organisation implements acuity-based staffing to improve patient outcomes.</w:t>
+        <w:t xml:space="preserve">Acuity-scoring tool and record.</w:t>
       </w:r>
     </w:p>
     <w:p>
@@ -3125,7 +3096,7 @@
           <w:sz w:val="22"/>
           <w:szCs w:val="22"/>
         </w:rPr>
-        <w:t xml:space="preserve">Records showing COP.6.c was followed for sampled patients/cases.</w:t>
+        <w:t xml:space="preserve">Staffing-adjustment record based on acuity.</w:t>
       </w:r>
     </w:p>
     <w:p>
@@ -3142,7 +3113,16 @@
           <w:sz w:val="22"/>
           <w:szCs w:val="22"/>
         </w:rPr>
-        <w:t xml:space="preserve">Written guidance / protocol referenced for this element (where required).</w:t>
+        <w:t xml:space="preserve">Outcome-tracking record linked to acuity-based staffing.</w:t>
+      </w:r>
+    </w:p>
+    <w:p>
+      <w:pPr>
+        <w:pStyle w:val="Heading2"/>
+        <w:spacing w:after="100" w:before="220"/>
+      </w:pPr>
+      <w:r>
+        <w:t xml:space="preserve">COP.6.d — Nursing care is aligned and integrated with overall patient care which is documented.</w:t>
       </w:r>
     </w:p>
     <w:p>
@@ -3159,16 +3139,7 @@
           <w:sz w:val="22"/>
           <w:szCs w:val="22"/>
         </w:rPr>
-        <w:t xml:space="preserve">Audit sample notes for COP.6.c reviewed «quarterly».</w:t>
-      </w:r>
-    </w:p>
-    <w:p>
-      <w:pPr>
-        <w:pStyle w:val="Heading2"/>
-        <w:spacing w:after="100" w:before="220"/>
-      </w:pPr>
-      <w:r>
-        <w:t xml:space="preserve">COP.6.d — Nursing care is aligned and integrated with overall patient care which is documented.</w:t>
+        <w:t xml:space="preserve">Nursing-care-plan documentation integrated with the overall patient-care plan.</w:t>
       </w:r>
     </w:p>
     <w:p>
@@ -3185,7 +3156,7 @@
           <w:sz w:val="22"/>
           <w:szCs w:val="22"/>
         </w:rPr>
-        <w:t xml:space="preserve">Records showing COP.6.d was followed for sampled patients/cases.</w:t>
+        <w:t xml:space="preserve">Multidisciplinary care-record cross-reference.</w:t>
       </w:r>
     </w:p>
     <w:p>
@@ -3202,7 +3173,16 @@
           <w:sz w:val="22"/>
           <w:szCs w:val="22"/>
         </w:rPr>
-        <w:t xml:space="preserve">Written guidance / protocol referenced for this element (where required).</w:t>
+        <w:t xml:space="preserve">Documentation-completeness check.</w:t>
+      </w:r>
+    </w:p>
+    <w:p>
+      <w:pPr>
+        <w:pStyle w:val="Heading2"/>
+        <w:spacing w:after="100" w:before="220"/>
+      </w:pPr>
+      <w:r>
+        <w:t xml:space="preserve">COP.6.e — Nurses are provided with the appropriate and adequate equipment for providing safe and efficient nursing care.</w:t>
       </w:r>
     </w:p>
     <w:p>
@@ -3219,7 +3199,7 @@
           <w:sz w:val="22"/>
           <w:szCs w:val="22"/>
         </w:rPr>
-        <w:t xml:space="preserve">Audit sample notes for COP.6.d reviewed «quarterly».</w:t>
+        <w:t xml:space="preserve">Nursing-equipment inventory and adequacy record.</w:t>
       </w:r>
     </w:p>
     <w:p>
@@ -3236,16 +3216,7 @@
           <w:sz w:val="22"/>
           <w:szCs w:val="22"/>
         </w:rPr>
-        <w:t xml:space="preserve">Documented evidence specifically required by the asterisked interpretation.</w:t>
-      </w:r>
-    </w:p>
-    <w:p>
-      <w:pPr>
-        <w:pStyle w:val="Heading2"/>
-        <w:spacing w:after="100" w:before="220"/>
-      </w:pPr>
-      <w:r>
-        <w:t xml:space="preserve">COP.6.e — Nurses are provided with the appropriate and adequate equipment for providing safe and efficient nursing care.</w:t>
+        <w:t xml:space="preserve">Equipment-maintenance record.</w:t>
       </w:r>
     </w:p>
     <w:p>
@@ -3262,7 +3233,16 @@
           <w:sz w:val="22"/>
           <w:szCs w:val="22"/>
         </w:rPr>
-        <w:t xml:space="preserve">Records showing COP.6.e was followed for sampled patients/cases.</w:t>
+        <w:t xml:space="preserve">Equipment-availability check by unit.</w:t>
+      </w:r>
+    </w:p>
+    <w:p>
+      <w:pPr>
+        <w:pStyle w:val="Heading2"/>
+        <w:spacing w:after="100" w:before="220"/>
+      </w:pPr>
+      <w:r>
+        <w:t xml:space="preserve">COP.6.f — Nurses are empowered to make patient care decisions within their scope of practice.</w:t>
       </w:r>
     </w:p>
     <w:p>
@@ -3279,7 +3259,7 @@
           <w:sz w:val="22"/>
           <w:szCs w:val="22"/>
         </w:rPr>
-        <w:t xml:space="preserve">Written guidance / protocol referenced for this element (where required).</w:t>
+        <w:t xml:space="preserve">Written scope-of-practice document for nursing decision-making.</w:t>
       </w:r>
     </w:p>
     <w:p>
@@ -3296,16 +3276,7 @@
           <w:sz w:val="22"/>
           <w:szCs w:val="22"/>
         </w:rPr>
-        <w:t xml:space="preserve">Audit sample notes for COP.6.e reviewed «quarterly».</w:t>
-      </w:r>
-    </w:p>
-    <w:p>
-      <w:pPr>
-        <w:pStyle w:val="Heading2"/>
-        <w:spacing w:after="100" w:before="220"/>
-      </w:pPr>
-      <w:r>
-        <w:t xml:space="preserve">COP.6.f — Nurses are empowered to make patient care decisions within their scope of practice.</w:t>
+        <w:t xml:space="preserve">Example decision record within that scope.</w:t>
       </w:r>
     </w:p>
     <w:p>
@@ -3322,41 +3293,7 @@
           <w:sz w:val="22"/>
           <w:szCs w:val="22"/>
         </w:rPr>
-        <w:t xml:space="preserve">Records showing COP.6.f was followed for sampled patients/cases.</w:t>
-      </w:r>
-    </w:p>
-    <w:p>
-      <w:pPr>
-        <w:pStyle w:val="ListParagraph"/>
-        <w:numPr>
-          <w:ilvl w:val="0"/>
-          <w:numId w:val="1"/>
-        </w:numPr>
-        <w:spacing w:after="60"/>
-      </w:pPr>
-      <w:r>
-        <w:rPr>
-          <w:sz w:val="22"/>
-          <w:szCs w:val="22"/>
-        </w:rPr>
-        <w:t xml:space="preserve">Written guidance / protocol referenced for this element (where required).</w:t>
-      </w:r>
-    </w:p>
-    <w:p>
-      <w:pPr>
-        <w:pStyle w:val="ListParagraph"/>
-        <w:numPr>
-          <w:ilvl w:val="0"/>
-          <w:numId w:val="1"/>
-        </w:numPr>
-        <w:spacing w:after="60"/>
-      </w:pPr>
-      <w:r>
-        <w:rPr>
-          <w:sz w:val="22"/>
-          <w:szCs w:val="22"/>
-        </w:rPr>
-        <w:t xml:space="preserve">Audit sample notes for COP.6.f reviewed «quarterly».</w:t>
+        <w:t xml:space="preserve">Nurse-empowerment policy reference.</w:t>
       </w:r>
     </w:p>
     <w:p>

--- a/policies/build/preview_hco/HCO.COP.6_v2_preview.docx
+++ b/policies/build/preview_hco/HCO.COP.6_v2_preview.docx
@@ -692,7 +692,7 @@
           <w:sz w:val="22"/>
           <w:szCs w:val="22"/>
         </w:rPr>
-        <w:t xml:space="preserve">It covers objective elements COP.6.a–f (6 elements).</w:t>
+        <w:t xml:space="preserve">This policy covers all 6 requirements under this standard, listed in detail below.</w:t>
       </w:r>
     </w:p>
     <w:p>
@@ -704,7 +704,7 @@
           <w:sz w:val="22"/>
           <w:szCs w:val="22"/>
         </w:rPr>
-        <w:t xml:space="preserve">This policy owns COP.6. Related AAC, PRE, IPC/HIC, HRM and MOM duties stay with those policies — cross-reference only.</w:t>
+        <w:t xml:space="preserve">This policy covers nursing care in consonance with clinical protocols specifically. Related duties — like patient assessment, patient rights, infection control, staffing, or medication management — are covered in the hospital's other policies, not repeated here.</w:t>
       </w:r>
     </w:p>
     <w:p>
@@ -749,7 +749,7 @@
           <w:sz w:val="22"/>
           <w:szCs w:val="22"/>
         </w:rPr>
-        <w:t xml:space="preserve">It covers 6 objective elements (COP.6.a, COP.6.b, COP.6.c, COP.6.d, COP.6.e, COP.6.f).</w:t>
+        <w:t xml:space="preserve">This policy covers all 6 requirements under this standard, listed in detail below.</w:t>
       </w:r>
     </w:p>
     <w:p>
@@ -761,7 +761,7 @@
           <w:sz w:val="22"/>
           <w:szCs w:val="22"/>
         </w:rPr>
-        <w:t xml:space="preserve">Boundaries: do not overwrite HCO AAC policies. Spell out abbreviations on first use in training materials.</w:t>
+        <w:t xml:space="preserve">This policy covers nursing care in consonance with clinical protocols specifically. Related duties — like patient assessment, patient rights, infection control, staffing, or medication management — are covered in the hospital's other policies, not repeated here. Spell out abbreviations on first use in training materials.</w:t>
       </w:r>
     </w:p>
     <w:p>
